--- a/docs/audits/Route-Optimization-Studio-Roadmap.docx
+++ b/docs/audits/Route-Optimization-Studio-Roadmap.docx
@@ -392,6 +392,443 @@
       </w:tr>
     </w:tbl>
     <w:p/>
+    <w:p>
+      <w:pPr>
+        <w:ind w:left="360"/>
+      </w:pPr>
+      <w:r>
+        <w:rPr>
+          <w:i/>
+        </w:rPr>
+      </w:r>
+      <w:r>
+        <w:rPr>
+          <w:i/>
+        </w:rPr>
+        <w:t xml:space="preserve">All numeric targets in this table are </w:t>
+      </w:r>
+      <w:r>
+        <w:rPr>
+          <w:b/>
+          <w:i/>
+        </w:rPr>
+        <w:t>examples</w:t>
+      </w:r>
+      <w:r>
+        <w:rPr>
+          <w:i/>
+        </w:rPr>
+        <w:t>, not system rules.</w:t>
+      </w:r>
+    </w:p>
+    <w:p>
+      <w:pPr>
+        <w:pStyle w:val="Heading2"/>
+      </w:pPr>
+      <w:r>
+        <w:rPr>
+          <w:color w:val="1F497D"/>
+        </w:rPr>
+        <w:t xml:space="preserve">1a. Configurable Constraints — </w:t>
+      </w:r>
+      <w:r>
+        <w:rPr>
+          <w:b/>
+          <w:color w:val="1F497D"/>
+        </w:rPr>
+        <w:t>no hardcoded counts</w:t>
+      </w:r>
+    </w:p>
+    <w:p>
+      <w:r>
+        <w:t xml:space="preserve">Customer count is a </w:t>
+      </w:r>
+      <w:r>
+        <w:rPr>
+          <w:b/>
+        </w:rPr>
+        <w:t>planning constraint set by the user</w:t>
+      </w:r>
+      <w:r>
+        <w:t>, never a fixed system rule.</w:t>
+      </w:r>
+    </w:p>
+    <w:p>
+      <w:r>
+        <w:t>Every example figure above (10 routes, ~120 customers, 35 visits/day) is illustrative</w:t>
+      </w:r>
+    </w:p>
+    <w:p>
+      <w:r>
+        <w:t xml:space="preserve">only. The optimizer must accept, and balance against, a </w:t>
+      </w:r>
+      <w:r>
+        <w:rPr>
+          <w:b/>
+        </w:rPr>
+        <w:t>fully user-configurable</w:t>
+      </w:r>
+    </w:p>
+    <w:p>
+      <w:r>
+        <w:t>constraint set:</w:t>
+      </w:r>
+    </w:p>
+    <w:tbl>
+      <w:tblPr>
+        <w:tblStyle w:val="LightGrid-Accent1"/>
+        <w:tblW w:type="auto" w:w="0"/>
+        <w:jc w:val="center"/>
+        <w:tblLook w:firstColumn="1" w:firstRow="1" w:lastColumn="0" w:lastRow="0" w:noHBand="0" w:noVBand="1" w:val="04A0"/>
+      </w:tblPr>
+      <w:tblGrid>
+        <w:gridCol w:w="2880"/>
+        <w:gridCol w:w="2880"/>
+        <w:gridCol w:w="2880"/>
+      </w:tblGrid>
+      <w:tr>
+        <w:tc>
+          <w:tcPr>
+            <w:tcW w:type="dxa" w:w="2880"/>
+            <w:shd w:val="clear" w:fill="1F497D"/>
+          </w:tcPr>
+          <w:p>
+            <w:r>
+              <w:rPr>
+                <w:b/>
+                <w:color w:val="FFFFFF"/>
+              </w:rPr>
+              <w:t>Constraint</w:t>
+            </w:r>
+          </w:p>
+        </w:tc>
+        <w:tc>
+          <w:tcPr>
+            <w:tcW w:type="dxa" w:w="2880"/>
+            <w:shd w:val="clear" w:fill="1F497D"/>
+          </w:tcPr>
+          <w:p>
+            <w:r>
+              <w:rPr>
+                <w:b/>
+                <w:color w:val="FFFFFF"/>
+              </w:rPr>
+              <w:t>Meaning</w:t>
+            </w:r>
+          </w:p>
+        </w:tc>
+        <w:tc>
+          <w:tcPr>
+            <w:tcW w:type="dxa" w:w="2880"/>
+            <w:shd w:val="clear" w:fill="1F497D"/>
+          </w:tcPr>
+          <w:p>
+            <w:r>
+              <w:rPr>
+                <w:b/>
+                <w:color w:val="FFFFFF"/>
+              </w:rPr>
+              <w:t>Default</w:t>
+            </w:r>
+          </w:p>
+        </w:tc>
+      </w:tr>
+      <w:tr>
+        <w:tc>
+          <w:tcPr>
+            <w:tcW w:type="dxa" w:w="2880"/>
+          </w:tcPr>
+          <w:p>
+            <w:r>
+              <w:t>Target customers per route</w:t>
+            </w:r>
+          </w:p>
+        </w:tc>
+        <w:tc>
+          <w:tcPr>
+            <w:tcW w:type="dxa" w:w="2880"/>
+          </w:tcPr>
+          <w:p>
+            <w:r>
+              <w:t>Soft target the balancer aims for</w:t>
+            </w:r>
+          </w:p>
+        </w:tc>
+        <w:tc>
+          <w:tcPr>
+            <w:tcW w:type="dxa" w:w="2880"/>
+          </w:tcPr>
+          <w:p>
+            <w:r>
+              <w:rPr>
+                <w:b/>
+              </w:rPr>
+              <w:t>User-set</w:t>
+            </w:r>
+            <w:r>
+              <w:t xml:space="preserve"> (no default count)</w:t>
+            </w:r>
+          </w:p>
+        </w:tc>
+      </w:tr>
+      <w:tr>
+        <w:tc>
+          <w:tcPr>
+            <w:tcW w:type="dxa" w:w="2880"/>
+          </w:tcPr>
+          <w:p>
+            <w:r>
+              <w:t>Maximum customers per route</w:t>
+            </w:r>
+          </w:p>
+        </w:tc>
+        <w:tc>
+          <w:tcPr>
+            <w:tcW w:type="dxa" w:w="2880"/>
+          </w:tcPr>
+          <w:p>
+            <w:r>
+              <w:t>Hard cap per route</w:t>
+            </w:r>
+          </w:p>
+        </w:tc>
+        <w:tc>
+          <w:tcPr>
+            <w:tcW w:type="dxa" w:w="2880"/>
+          </w:tcPr>
+          <w:p>
+            <w:r>
+              <w:rPr>
+                <w:b/>
+              </w:rPr>
+              <w:t>User-set</w:t>
+            </w:r>
+          </w:p>
+        </w:tc>
+      </w:tr>
+      <w:tr>
+        <w:tc>
+          <w:tcPr>
+            <w:tcW w:type="dxa" w:w="2880"/>
+          </w:tcPr>
+          <w:p>
+            <w:r>
+              <w:t>Maximum visits per day</w:t>
+            </w:r>
+          </w:p>
+        </w:tc>
+        <w:tc>
+          <w:tcPr>
+            <w:tcW w:type="dxa" w:w="2880"/>
+          </w:tcPr>
+          <w:p>
+            <w:r>
+              <w:t>Daily workload ceiling per rep</w:t>
+            </w:r>
+          </w:p>
+        </w:tc>
+        <w:tc>
+          <w:tcPr>
+            <w:tcW w:type="dxa" w:w="2880"/>
+          </w:tcPr>
+          <w:p>
+            <w:r>
+              <w:rPr>
+                <w:b/>
+              </w:rPr>
+              <w:t>User-set</w:t>
+            </w:r>
+          </w:p>
+        </w:tc>
+      </w:tr>
+      <w:tr>
+        <w:tc>
+          <w:tcPr>
+            <w:tcW w:type="dxa" w:w="2880"/>
+          </w:tcPr>
+          <w:p>
+            <w:r>
+              <w:t>Maximum visits per week</w:t>
+            </w:r>
+          </w:p>
+        </w:tc>
+        <w:tc>
+          <w:tcPr>
+            <w:tcW w:type="dxa" w:w="2880"/>
+          </w:tcPr>
+          <w:p>
+            <w:r>
+              <w:t>Weekly workload ceiling per rep</w:t>
+            </w:r>
+          </w:p>
+        </w:tc>
+        <w:tc>
+          <w:tcPr>
+            <w:tcW w:type="dxa" w:w="2880"/>
+          </w:tcPr>
+          <w:p>
+            <w:r>
+              <w:rPr>
+                <w:b/>
+              </w:rPr>
+              <w:t>User-set</w:t>
+            </w:r>
+          </w:p>
+        </w:tc>
+      </w:tr>
+      <w:tr>
+        <w:tc>
+          <w:tcPr>
+            <w:tcW w:type="dxa" w:w="2880"/>
+          </w:tcPr>
+          <w:p>
+            <w:r>
+              <w:t>Target sales load</w:t>
+            </w:r>
+          </w:p>
+        </w:tc>
+        <w:tc>
+          <w:tcPr>
+            <w:tcW w:type="dxa" w:w="2880"/>
+          </w:tcPr>
+          <w:p>
+            <w:r>
+              <w:t>Sales-value target/ceiling per route</w:t>
+            </w:r>
+          </w:p>
+        </w:tc>
+        <w:tc>
+          <w:tcPr>
+            <w:tcW w:type="dxa" w:w="2880"/>
+          </w:tcPr>
+          <w:p>
+            <w:r>
+              <w:rPr>
+                <w:b/>
+              </w:rPr>
+              <w:t>User-set</w:t>
+            </w:r>
+          </w:p>
+        </w:tc>
+      </w:tr>
+      <w:tr>
+        <w:tc>
+          <w:tcPr>
+            <w:tcW w:type="dxa" w:w="2880"/>
+          </w:tcPr>
+          <w:p>
+            <w:r>
+              <w:t>Route count</w:t>
+            </w:r>
+          </w:p>
+        </w:tc>
+        <w:tc>
+          <w:tcPr>
+            <w:tcW w:type="dxa" w:w="2880"/>
+          </w:tcPr>
+          <w:p>
+            <w:r>
+              <w:t>Number of routes to generate</w:t>
+            </w:r>
+          </w:p>
+        </w:tc>
+        <w:tc>
+          <w:tcPr>
+            <w:tcW w:type="dxa" w:w="2880"/>
+          </w:tcPr>
+          <w:p>
+            <w:r>
+              <w:rPr>
+                <w:b/>
+              </w:rPr>
+              <w:t>User-set OR auto-calculated</w:t>
+            </w:r>
+          </w:p>
+        </w:tc>
+      </w:tr>
+    </w:tbl>
+    <w:p/>
+    <w:p>
+      <w:r>
+        <w:rPr>
+          <w:b/>
+        </w:rPr>
+        <w:t>Auto-calculate route count:</w:t>
+      </w:r>
+      <w:r>
+        <w:t xml:space="preserve"> when the user does not fix a route count, the optimizer</w:t>
+      </w:r>
+    </w:p>
+    <w:p>
+      <w:r>
+        <w:t xml:space="preserve">derives it from the constraints + the selected customer set's </w:t>
+      </w:r>
+      <w:r>
+        <w:rPr>
+          <w:b/>
+        </w:rPr>
+        <w:t>visit workload</w:t>
+      </w:r>
+      <w:r>
+        <w:t xml:space="preserve"> (not</w:t>
+      </w:r>
+    </w:p>
+    <w:p>
+      <w:r>
+        <w:t xml:space="preserve">customer count) — e.g. </w:t>
+      </w:r>
+      <w:r>
+        <w:rPr>
+          <w:rFonts w:ascii="Consolas" w:hAnsi="Consolas"/>
+          <w:sz w:val="19"/>
+        </w:rPr>
+        <w:t>ceil(total weekly visits / (max visits per day × working days))</w:t>
+      </w:r>
+      <w:r>
+        <w:t>,</w:t>
+      </w:r>
+    </w:p>
+    <w:p>
+      <w:r>
+        <w:t>also respecting max-customers-per-route and target sales load. Conversely, when route</w:t>
+      </w:r>
+    </w:p>
+    <w:p>
+      <w:r>
+        <w:t>count is fixed, per-route targets are derived. The two modes are duals; neither hardcodes</w:t>
+      </w:r>
+    </w:p>
+    <w:p>
+      <w:r>
+        <w:t>a count.</w:t>
+      </w:r>
+    </w:p>
+    <w:p>
+      <w:r>
+        <w:rPr>
+          <w:b/>
+        </w:rPr>
+        <w:t>Targets vs. caps:</w:t>
+      </w:r>
+      <w:r>
+        <w:t xml:space="preserve"> "target" values are soft objectives the balancer optimizes toward;</w:t>
+      </w:r>
+    </w:p>
+    <w:p>
+      <w:r>
+        <w:t>"maximum" values are hard constraints it must never exceed. Both are data, supplied per</w:t>
+      </w:r>
+    </w:p>
+    <w:p>
+      <w:r>
+        <w:t>optimization run and storable as reusable company templates (consistent with the</w:t>
+      </w:r>
+    </w:p>
+    <w:p>
+      <w:r>
+        <w:t>no-hardcoded-values principle used in CJ-1 frequency rules).</w:t>
+      </w:r>
+    </w:p>
     <w:p>
       <w:pPr>
         <w:pStyle w:val="Heading2"/>

--- a/docs/audits/Route-Optimization-Studio-Roadmap.docx
+++ b/docs/audits/Route-Optimization-Studio-Roadmap.docx
@@ -1166,6 +1166,193 @@
         <w:rPr>
           <w:color w:val="1F497D"/>
         </w:rPr>
+        <w:t>4a. Single Data Model — Export ≡ Journey-Plan Import/Apply</w:t>
+      </w:r>
+    </w:p>
+    <w:p>
+      <w:r>
+        <w:t xml:space="preserve">The optimized route dataset is the </w:t>
+      </w:r>
+      <w:r>
+        <w:rPr>
+          <w:b/>
+        </w:rPr>
+        <w:t>single source of truth</w:t>
+      </w:r>
+      <w:r>
+        <w:t xml:space="preserve">. There must </w:t>
+      </w:r>
+      <w:r>
+        <w:rPr>
+          <w:b/>
+        </w:rPr>
+        <w:t>not</w:t>
+      </w:r>
+      <w:r>
+        <w:t xml:space="preserve"> be a</w:t>
+      </w:r>
+    </w:p>
+    <w:p>
+      <w:r>
+        <w:t>separate "optimization" data model maintained alongside the Journey-Plan model — the Studio</w:t>
+      </w:r>
+    </w:p>
+    <w:p>
+      <w:r>
+        <w:t xml:space="preserve">operates on, and emits, the </w:t>
+      </w:r>
+      <w:r>
+        <w:rPr>
+          <w:b/>
+        </w:rPr>
+        <w:t>same shape</w:t>
+      </w:r>
+      <w:r>
+        <w:t xml:space="preserve"> the Journey-Plan engine already imports/applies</w:t>
+      </w:r>
+    </w:p>
+    <w:p>
+      <w:r>
+        <w:t>(</w:t>
+      </w:r>
+      <w:r>
+        <w:rPr>
+          <w:rFonts w:ascii="Consolas" w:hAnsi="Consolas"/>
+          <w:sz w:val="19"/>
+        </w:rPr>
+        <w:t>erp_journey_plans</w:t>
+      </w:r>
+      <w:r>
+        <w:t>: customer · route · salesman · day_of_week · frequency · sequence).</w:t>
+      </w:r>
+    </w:p>
+    <w:p>
+      <w:r>
+        <w:rPr>
+          <w:b/>
+        </w:rPr>
+        <w:t>Both terminal actions consume the identical dataset:</w:t>
+      </w:r>
+    </w:p>
+    <w:p>
+      <w:pPr>
+        <w:ind w:left="240"/>
+      </w:pPr>
+      <w:r>
+        <w:rPr>
+          <w:rFonts w:ascii="Consolas" w:hAnsi="Consolas"/>
+          <w:sz w:val="18"/>
+        </w:rPr>
+        <w:t>Generate → Preview → Drag &amp; Drop Adjustments → ┬─ Export Excel</w:t>
+        <w:br/>
+        <w:t xml:space="preserve">                                               └─ Apply to Journey Plan</w:t>
+      </w:r>
+    </w:p>
+    <w:p>
+      <w:pPr>
+        <w:pStyle w:val="ListBullet"/>
+      </w:pPr>
+      <w:r>
+        <w:rPr>
+          <w:b/>
+        </w:rPr>
+        <w:t>Export Excel</w:t>
+      </w:r>
+      <w:r>
+        <w:t xml:space="preserve"> writes the </w:t>
+      </w:r>
+      <w:r>
+        <w:rPr>
+          <w:b/>
+        </w:rPr>
+        <w:t>same columns</w:t>
+      </w:r>
+      <w:r>
+        <w:t xml:space="preserve"> the Journey-Plan import expects, so a file</w:t>
+      </w:r>
+    </w:p>
+    <w:p>
+      <w:r>
+        <w:t>exported from the Studio is **re-importable with no transformation, no validation issues,</w:t>
+      </w:r>
+    </w:p>
+    <w:p>
+      <w:r>
+        <w:t>and no field remapping** (round-trip safe: Export → edit offline → Import → Apply).</w:t>
+      </w:r>
+    </w:p>
+    <w:p>
+      <w:pPr>
+        <w:pStyle w:val="ListBullet"/>
+      </w:pPr>
+      <w:r>
+        <w:rPr>
+          <w:b/>
+        </w:rPr>
+        <w:t>Apply to Journey Plan</w:t>
+      </w:r>
+      <w:r>
+        <w:t xml:space="preserve"> publishes the in-memory dataset directly via the existing</w:t>
+      </w:r>
+    </w:p>
+    <w:p>
+      <w:r>
+        <w:t>apply path — Export and Apply are two serializations of one model, never two models.</w:t>
+      </w:r>
+    </w:p>
+    <w:p>
+      <w:pPr>
+        <w:pStyle w:val="ListBullet"/>
+      </w:pPr>
+      <w:r>
+        <w:t>Frequency uses the FR-1 canonical token (already the journey-plan vocabulary), so workload</w:t>
+      </w:r>
+    </w:p>
+    <w:p>
+      <w:r>
+        <w:t>semantics survive the round-trip unchanged.</w:t>
+      </w:r>
+    </w:p>
+    <w:p>
+      <w:pPr>
+        <w:ind w:left="360"/>
+      </w:pPr>
+      <w:r>
+        <w:rPr>
+          <w:i/>
+        </w:rPr>
+      </w:r>
+      <w:r>
+        <w:rPr>
+          <w:i/>
+        </w:rPr>
+        <w:t>Design rule: if a field exists in the export, it exists in the import, with the same name,</w:t>
+      </w:r>
+    </w:p>
+    <w:p>
+      <w:pPr>
+        <w:ind w:left="360"/>
+      </w:pPr>
+      <w:r>
+        <w:rPr>
+          <w:i/>
+        </w:rPr>
+      </w:r>
+      <w:r>
+        <w:rPr>
+          <w:i/>
+        </w:rPr>
+        <w:t>type, and meaning. The Excel schema is owned by the Journey-Plan import contract.</w:t>
+      </w:r>
+    </w:p>
+    <w:p>
+      <w:pPr>
+        <w:pStyle w:val="Heading2"/>
+      </w:pPr>
+      <w:r>
+        <w:rPr>
+          <w:color w:val="1F497D"/>
+        </w:rPr>
         <w:t>5. Future Integrations</w:t>
       </w:r>
     </w:p>
@@ -1636,7 +1823,461 @@
         <w:rPr>
           <w:color w:val="1F497D"/>
         </w:rPr>
-        <w:t>7. Indicative Phasing (when scheduled)</w:t>
+        <w:t>7. Future Enhancement — Visual Territory Planning Studio</w:t>
+      </w:r>
+    </w:p>
+    <w:p>
+      <w:r>
+        <w:t>Evolves the Studio from a route *generator* into an interactive **Territory Planning</w:t>
+      </w:r>
+    </w:p>
+    <w:p>
+      <w:r>
+        <w:t>Studio</w:t>
+      </w:r>
+      <w:r>
+        <w:rPr>
+          <w:b/>
+        </w:rPr>
+        <w:t xml:space="preserve"> where the </w:t>
+      </w:r>
+      <w:r>
+        <w:t>map is a first-class planning surface, not only a visualization.**</w:t>
+      </w:r>
+    </w:p>
+    <w:p>
+      <w:r>
+        <w:t>Roadmap only.</w:t>
+      </w:r>
+    </w:p>
+    <w:p>
+      <w:pPr>
+        <w:pStyle w:val="Heading3"/>
+      </w:pPr>
+      <w:r>
+        <w:t>7.1 Interactive Map Planning</w:t>
+      </w:r>
+    </w:p>
+    <w:p>
+      <w:r>
+        <w:t>Click any customer on the map to view, inline: customer details · current route assignment ·</w:t>
+      </w:r>
+    </w:p>
+    <w:p>
+      <w:r>
+        <w:t xml:space="preserve">current visit day · frequency (FR resolver) · </w:t>
+      </w:r>
+      <w:r>
+        <w:rPr>
+          <w:b/>
+        </w:rPr>
+        <w:t>workload impact</w:t>
+      </w:r>
+      <w:r>
+        <w:t>. The map both plans and</w:t>
+      </w:r>
+    </w:p>
+    <w:p>
+      <w:r>
+        <w:t>visualizes — not a reporting map.</w:t>
+      </w:r>
+    </w:p>
+    <w:p>
+      <w:pPr>
+        <w:pStyle w:val="Heading3"/>
+      </w:pPr>
+      <w:r>
+        <w:t>7.2 Day Assignment from the Map</w:t>
+      </w:r>
+    </w:p>
+    <w:p>
+      <w:r>
+        <w:t>Selecting a customer surfaces the seven days (</w:t>
+      </w:r>
+      <w:r>
+        <w:rPr>
+          <w:b/>
+        </w:rPr>
+        <w:t>Sun · Mon · Tue · Wed · Thu · Fri · Sat</w:t>
+      </w:r>
+      <w:r>
+        <w:t>),</w:t>
+      </w:r>
+    </w:p>
+    <w:p>
+      <w:r>
+        <w:rPr>
+          <w:b/>
+        </w:rPr>
+        <w:t>each with its own colour</w:t>
+      </w:r>
+      <w:r>
+        <w:t>. The manager assigns/reassigns the visit day directly on the map</w:t>
+      </w:r>
+    </w:p>
+    <w:p>
+      <w:r>
+        <w:t xml:space="preserve">(e.g. </w:t>
+      </w:r>
+      <w:r>
+        <w:rPr>
+          <w:rFonts w:ascii="Consolas" w:hAnsi="Consolas"/>
+          <w:sz w:val="19"/>
+        </w:rPr>
+        <w:t>Route A → Monday</w:t>
+      </w:r>
+      <w:r>
+        <w:t xml:space="preserve"> ⇒ </w:t>
+      </w:r>
+      <w:r>
+        <w:rPr>
+          <w:rFonts w:ascii="Consolas" w:hAnsi="Consolas"/>
+          <w:sz w:val="19"/>
+        </w:rPr>
+        <w:t>Route A → Wednesday</w:t>
+      </w:r>
+      <w:r>
+        <w:t>); the preview updates immediately.</w:t>
+      </w:r>
+    </w:p>
+    <w:p>
+      <w:pPr>
+        <w:pStyle w:val="Heading3"/>
+      </w:pPr>
+      <w:r>
+        <w:t>7.3 Drag &amp; Drop Route Planning</w:t>
+      </w:r>
+    </w:p>
+    <w:p>
+      <w:r>
+        <w:t>Drag a customer across:</w:t>
+      </w:r>
+    </w:p>
+    <w:p>
+      <w:pPr>
+        <w:pStyle w:val="ListBullet"/>
+      </w:pPr>
+      <w:r>
+        <w:rPr>
+          <w:b/>
+        </w:rPr>
+        <w:t>Customer → Route</w:t>
+      </w:r>
+      <w:r>
+        <w:t xml:space="preserve"> (Route A → Route B)</w:t>
+      </w:r>
+    </w:p>
+    <w:p>
+      <w:pPr>
+        <w:pStyle w:val="ListBullet"/>
+      </w:pPr>
+      <w:r>
+        <w:rPr>
+          <w:b/>
+        </w:rPr>
+        <w:t>Customer → Visit Day</w:t>
+      </w:r>
+      <w:r>
+        <w:t xml:space="preserve"> (Monday → Tuesday)</w:t>
+      </w:r>
+    </w:p>
+    <w:p>
+      <w:pPr>
+        <w:pStyle w:val="ListBullet"/>
+      </w:pPr>
+      <w:r>
+        <w:rPr>
+          <w:b/>
+        </w:rPr>
+        <w:t>Customer → Salesman</w:t>
+      </w:r>
+      <w:r>
+        <w:t xml:space="preserve"> (Salesman A → Salesman B)</w:t>
+      </w:r>
+    </w:p>
+    <w:p>
+      <w:pPr>
+        <w:pStyle w:val="Heading3"/>
+      </w:pPr>
+      <w:r>
+        <w:t>7.4 Live Route Preview (before Apply)</w:t>
+      </w:r>
+    </w:p>
+    <w:p>
+      <w:r>
+        <w:t xml:space="preserve">Every planning change instantly recomputes: route </w:t>
+      </w:r>
+      <w:r>
+        <w:rPr>
+          <w:b/>
+        </w:rPr>
+        <w:t>distance</w:t>
+      </w:r>
+      <w:r>
+        <w:t xml:space="preserve"> · </w:t>
+      </w:r>
+      <w:r>
+        <w:rPr>
+          <w:b/>
+        </w:rPr>
+        <w:t>drive time</w:t>
+      </w:r>
+      <w:r>
+        <w:t xml:space="preserve"> · **visit</w:t>
+      </w:r>
+    </w:p>
+    <w:p>
+      <w:r>
+        <w:t>workload</w:t>
+      </w:r>
+      <w:r>
+        <w:rPr>
+          <w:b/>
+        </w:rPr>
+        <w:t xml:space="preserve"> · </w:t>
+      </w:r>
+      <w:r>
+        <w:t>coverage load</w:t>
+      </w:r>
+      <w:r>
+        <w:rPr>
+          <w:b/>
+        </w:rPr>
+        <w:t xml:space="preserve"> · </w:t>
+      </w:r>
+      <w:r>
+        <w:t>route balance score</w:t>
+      </w:r>
+      <w:r>
+        <w:rPr>
+          <w:b/>
+        </w:rPr>
+        <w:t xml:space="preserve"> · </w:t>
+      </w:r>
+      <w:r>
+        <w:t>conflict warnings** — all before</w:t>
+      </w:r>
+    </w:p>
+    <w:p>
+      <w:r>
+        <w:t>Apply.</w:t>
+      </w:r>
+    </w:p>
+    <w:p>
+      <w:pPr>
+        <w:pStyle w:val="Heading3"/>
+      </w:pPr>
+      <w:r>
+        <w:t>7.5 Scenario Planning</w:t>
+      </w:r>
+    </w:p>
+    <w:p>
+      <w:r>
+        <w:t xml:space="preserve">Maintain </w:t>
+      </w:r>
+      <w:r>
+        <w:rPr>
+          <w:b/>
+        </w:rPr>
+        <w:t>Current Plan · Scenario A · B · C</w:t>
+      </w:r>
+      <w:r>
+        <w:t xml:space="preserve"> and compare before publishing, on:</w:t>
+      </w:r>
+    </w:p>
+    <w:p>
+      <w:r>
+        <w:t>Customers · Visits · Sales Value · Distance · Coverage · Route Balance.</w:t>
+      </w:r>
+    </w:p>
+    <w:p>
+      <w:pPr>
+        <w:pStyle w:val="Heading3"/>
+      </w:pPr>
+      <w:r>
+        <w:t>7.6 Map Layers (future)</w:t>
+      </w:r>
+    </w:p>
+    <w:p>
+      <w:r>
+        <w:t>Customer Health (CJ Health) · Coverage Status (CJ-3) · A/B/C Classification · Sales Value ·</w:t>
+      </w:r>
+    </w:p>
+    <w:p>
+      <w:r>
+        <w:t>Route Ownership · Territory Boundaries (</w:t>
+      </w:r>
+      <w:r>
+        <w:rPr>
+          <w:rFonts w:ascii="Consolas" w:hAnsi="Consolas"/>
+          <w:sz w:val="19"/>
+        </w:rPr>
+        <w:t>erp_territories</w:t>
+      </w:r>
+      <w:r>
+        <w:t>) · GPS Compliance</w:t>
+      </w:r>
+    </w:p>
+    <w:p>
+      <w:r>
+        <w:t>(</w:t>
+      </w:r>
+      <w:r>
+        <w:rPr>
+          <w:rFonts w:ascii="Consolas" w:hAnsi="Consolas"/>
+          <w:sz w:val="19"/>
+        </w:rPr>
+        <w:t>erp_visit_compliance</w:t>
+      </w:r>
+      <w:r>
+        <w:t>) · White-Space Opportunities.</w:t>
+      </w:r>
+    </w:p>
+    <w:p>
+      <w:pPr>
+        <w:pStyle w:val="Heading3"/>
+      </w:pPr>
+      <w:r>
+        <w:t>7.7 Apply</w:t>
+      </w:r>
+    </w:p>
+    <w:p>
+      <w:pPr>
+        <w:ind w:left="240"/>
+      </w:pPr>
+      <w:r>
+        <w:rPr>
+          <w:rFonts w:ascii="Consolas" w:hAnsi="Consolas"/>
+          <w:sz w:val="18"/>
+        </w:rPr>
+        <w:t>Generate → Preview → Drag &amp; Drop → Scenario Compare → Apply</w:t>
+      </w:r>
+    </w:p>
+    <w:p>
+      <w:r>
+        <w:t xml:space="preserve">Apply publishes directly into the </w:t>
+      </w:r>
+      <w:r>
+        <w:rPr>
+          <w:b/>
+        </w:rPr>
+        <w:t>Journey Plan Engine</w:t>
+      </w:r>
+      <w:r>
+        <w:t xml:space="preserve"> using the single data model</w:t>
+      </w:r>
+    </w:p>
+    <w:p>
+      <w:r>
+        <w:t>(§4a) — Export and Apply remain two serializations of one dataset.</w:t>
+      </w:r>
+    </w:p>
+    <w:p>
+      <w:pPr>
+        <w:ind w:left="360"/>
+      </w:pPr>
+      <w:r>
+        <w:rPr>
+          <w:i/>
+        </w:rPr>
+      </w:r>
+      <w:r>
+        <w:rPr>
+          <w:b/>
+          <w:i/>
+        </w:rPr>
+        <w:t>Reuse:</w:t>
+      </w:r>
+      <w:r>
+        <w:rPr>
+          <w:i/>
+        </w:rPr>
+        <w:t xml:space="preserve"> layers and metrics are existing read-models (Coverage Status CJ-3, Customer</w:t>
+      </w:r>
+    </w:p>
+    <w:p>
+      <w:pPr>
+        <w:ind w:left="360"/>
+      </w:pPr>
+      <w:r>
+        <w:rPr>
+          <w:i/>
+        </w:rPr>
+      </w:r>
+      <w:r>
+        <w:rPr>
+          <w:i/>
+        </w:rPr>
+        <w:t>Health, outlet grade, frequency/workload from the FR resolver, GPS compliance, territories).</w:t>
+      </w:r>
+    </w:p>
+    <w:p>
+      <w:pPr>
+        <w:ind w:left="360"/>
+      </w:pPr>
+      <w:r>
+        <w:rPr>
+          <w:i/>
+        </w:rPr>
+      </w:r>
+      <w:r>
+        <w:rPr>
+          <w:i/>
+        </w:rPr>
+        <w:t xml:space="preserve">The enhancement is a </w:t>
+      </w:r>
+      <w:r>
+        <w:rPr>
+          <w:b/>
+          <w:i/>
+        </w:rPr>
+        <w:t>map interaction + scenario-state</w:t>
+      </w:r>
+      <w:r>
+        <w:rPr>
+          <w:i/>
+        </w:rPr>
+        <w:t xml:space="preserve"> layer over them, not new business</w:t>
+      </w:r>
+    </w:p>
+    <w:p>
+      <w:pPr>
+        <w:ind w:left="360"/>
+      </w:pPr>
+      <w:r>
+        <w:rPr>
+          <w:i/>
+        </w:rPr>
+      </w:r>
+      <w:r>
+        <w:rPr>
+          <w:i/>
+        </w:rPr>
+        <w:t xml:space="preserve">logic. Heavy dependency on </w:t>
+      </w:r>
+      <w:r>
+        <w:rPr>
+          <w:b/>
+          <w:i/>
+        </w:rPr>
+        <w:t>Geo Intelligence &amp; Territory Mapping</w:t>
+      </w:r>
+      <w:r>
+        <w:rPr>
+          <w:i/>
+        </w:rPr>
+        <w:t xml:space="preserve"> (separate roadmap item).</w:t>
+      </w:r>
+    </w:p>
+    <w:p>
+      <w:pPr>
+        <w:pStyle w:val="Heading2"/>
+      </w:pPr>
+      <w:r>
+        <w:rPr>
+          <w:color w:val="1F497D"/>
+        </w:rPr>
+        <w:t>8. Indicative Phasing (when scheduled)</w:t>
       </w:r>
     </w:p>
     <w:tbl>
@@ -1787,7 +2428,7 @@
           </w:tcPr>
           <w:p>
             <w:r>
-              <w:t>Excel export + apply to Journey Plan</w:t>
+              <w:t>Excel export + apply to Journey Plan (single data model, §4a)</w:t>
             </w:r>
           </w:p>
         </w:tc>
@@ -1810,6 +2451,28 @@
           <w:p>
             <w:r>
               <w:t>Geo Intelligence + Smart Next integration</w:t>
+            </w:r>
+          </w:p>
+        </w:tc>
+      </w:tr>
+      <w:tr>
+        <w:tc>
+          <w:tcPr>
+            <w:tcW w:type="dxa" w:w="4320"/>
+          </w:tcPr>
+          <w:p>
+            <w:r>
+              <w:t>RO-7</w:t>
+            </w:r>
+          </w:p>
+        </w:tc>
+        <w:tc>
+          <w:tcPr>
+            <w:tcW w:type="dxa" w:w="4320"/>
+          </w:tcPr>
+          <w:p>
+            <w:r>
+              <w:t>Visual Territory Planning Studio (§7): map-driven day assignment, drag &amp; drop, live preview, scenario compare, map layers</w:t>
             </w:r>
           </w:p>
         </w:tc>

--- a/docs/audits/Route-Optimization-Studio-Roadmap.docx
+++ b/docs/audits/Route-Optimization-Studio-Roadmap.docx
@@ -2100,12 +2100,12 @@
     </w:p>
     <w:p>
       <w:r>
-        <w:t>Customer Health (CJ Health) · Coverage Status (CJ-3) · A/B/C Classification · Sales Value ·</w:t>
+        <w:t>Customer Health (CJ Health) · Coverage Status (CJ-3) · A/B/C Classification · Sales Value</w:t>
       </w:r>
     </w:p>
     <w:p>
       <w:r>
-        <w:t>Route Ownership · Territory Boundaries (</w:t>
+        <w:t>(§7.8) · Route Ownership (§7.9) · Territory Boundaries (</w:t>
       </w:r>
       <w:r>
         <w:rPr>
@@ -2130,7 +2130,7 @@
         <w:t>erp_visit_compliance</w:t>
       </w:r>
       <w:r>
-        <w:t>) · White-Space Opportunities.</w:t>
+        <w:t>) · White-Space Opportunities. Each toggleable.</w:t>
       </w:r>
     </w:p>
     <w:p>
@@ -2138,7 +2138,469 @@
         <w:pStyle w:val="Heading3"/>
       </w:pPr>
       <w:r>
-        <w:t>7.7 Apply</w:t>
+        <w:t>7.8 Sales Load Layer</w:t>
+      </w:r>
+    </w:p>
+    <w:p>
+      <w:r>
+        <w:t xml:space="preserve">Make </w:t>
+      </w:r>
+      <w:r>
+        <w:rPr>
+          <w:b/>
+        </w:rPr>
+        <w:t>sales value</w:t>
+      </w:r>
+      <w:r>
+        <w:t xml:space="preserve"> a first-class visibility + balancing dimension on the map and in the</w:t>
+      </w:r>
+    </w:p>
+    <w:p>
+      <w:r>
+        <w:t>optimizer:</w:t>
+      </w:r>
+    </w:p>
+    <w:p>
+      <w:pPr>
+        <w:pStyle w:val="ListBullet"/>
+      </w:pPr>
+      <w:r>
+        <w:t xml:space="preserve">Display </w:t>
+      </w:r>
+      <w:r>
+        <w:rPr>
+          <w:b/>
+        </w:rPr>
+        <w:t>per-customer sales value</w:t>
+      </w:r>
+      <w:r>
+        <w:t xml:space="preserve"> on the map; support a </w:t>
+      </w:r>
+      <w:r>
+        <w:rPr>
+          <w:b/>
+        </w:rPr>
+        <w:t>sales-value heatmap</w:t>
+      </w:r>
+      <w:r>
+        <w:t xml:space="preserve"> view.</w:t>
+      </w:r>
+    </w:p>
+    <w:p>
+      <w:pPr>
+        <w:pStyle w:val="ListBullet"/>
+      </w:pPr>
+      <w:r>
+        <w:t xml:space="preserve">Display </w:t>
+      </w:r>
+      <w:r>
+        <w:rPr>
+          <w:b/>
+        </w:rPr>
+        <w:t>route sales totals</w:t>
+      </w:r>
+      <w:r>
+        <w:t xml:space="preserve"> and </w:t>
+      </w:r>
+      <w:r>
+        <w:rPr>
+          <w:b/>
+        </w:rPr>
+        <w:t>estimated sales load per route</w:t>
+      </w:r>
+      <w:r>
+        <w:t>.</w:t>
+      </w:r>
+    </w:p>
+    <w:p>
+      <w:pPr>
+        <w:pStyle w:val="ListBullet"/>
+      </w:pPr>
+      <w:r>
+        <w:t>Route balancing optionally weights any combination of: customer count · visit workload ·</w:t>
+      </w:r>
+    </w:p>
+    <w:p>
+      <w:r>
+        <w:rPr>
+          <w:b/>
+        </w:rPr>
+        <w:t>sales value</w:t>
+      </w:r>
+      <w:r>
+        <w:t xml:space="preserve"> · geography · rep capacity (multi-objective, configurable — see §1a).</w:t>
+      </w:r>
+    </w:p>
+    <w:p>
+      <w:pPr>
+        <w:ind w:left="240"/>
+      </w:pPr>
+      <w:r>
+        <w:rPr>
+          <w:rFonts w:ascii="Consolas" w:hAnsi="Consolas"/>
+          <w:sz w:val="18"/>
+        </w:rPr>
+        <w:t>Route A   120 customers   SAR 520,000</w:t>
+        <w:br/>
+        <w:t>Route B   115 customers   SAR 510,000</w:t>
+        <w:br/>
+        <w:t>Route C   122 customers   SAR 525,000</w:t>
+      </w:r>
+    </w:p>
+    <w:p>
+      <w:r>
+        <w:t xml:space="preserve">Managers can </w:t>
+      </w:r>
+      <w:r>
+        <w:rPr>
+          <w:b/>
+        </w:rPr>
+        <w:t>balance routes by sales value, not customer count only</w:t>
+      </w:r>
+      <w:r>
+        <w:t xml:space="preserve"> — a route with fewer</w:t>
+      </w:r>
+    </w:p>
+    <w:p>
+      <w:r>
+        <w:t>but higher-value (or higher-workload) outlets stays balanced against a larger, lower-value one.</w:t>
+      </w:r>
+    </w:p>
+    <w:p>
+      <w:pPr>
+        <w:ind w:left="360"/>
+      </w:pPr>
+      <w:r>
+        <w:rPr>
+          <w:i/>
+        </w:rPr>
+      </w:r>
+      <w:r>
+        <w:rPr>
+          <w:b/>
+          <w:i/>
+        </w:rPr>
+        <w:t>Reuse:</w:t>
+      </w:r>
+      <w:r>
+        <w:rPr>
+          <w:i/>
+        </w:rPr>
+        <w:t xml:space="preserve"> sales value derives from existing sales/invoice history per customer (no new</w:t>
+      </w:r>
+    </w:p>
+    <w:p>
+      <w:pPr>
+        <w:ind w:left="360"/>
+      </w:pPr>
+      <w:r>
+        <w:rPr>
+          <w:i/>
+        </w:rPr>
+      </w:r>
+      <w:r>
+        <w:rPr>
+          <w:i/>
+        </w:rPr>
+        <w:t>source); the optimizer already accepts weighted objectives (§2). This layer adds a value</w:t>
+      </w:r>
+    </w:p>
+    <w:p>
+      <w:pPr>
+        <w:ind w:left="360"/>
+      </w:pPr>
+      <w:r>
+        <w:rPr>
+          <w:i/>
+        </w:rPr>
+      </w:r>
+      <w:r>
+        <w:rPr>
+          <w:i/>
+        </w:rPr>
+        <w:t>rollup + heatmap rendering, not new business logic.</w:t>
+      </w:r>
+    </w:p>
+    <w:p>
+      <w:pPr>
+        <w:pStyle w:val="Heading3"/>
+      </w:pPr>
+      <w:r>
+        <w:t>7.9 Territory Ownership Layer</w:t>
+      </w:r>
+    </w:p>
+    <w:p>
+      <w:r>
+        <w:t xml:space="preserve">Make </w:t>
+      </w:r>
+      <w:r>
+        <w:rPr>
+          <w:b/>
+        </w:rPr>
+        <w:t>ownership responsibility</w:t>
+      </w:r>
+      <w:r>
+        <w:t xml:space="preserve"> a planning + management layer on the map (not only</w:t>
+      </w:r>
+    </w:p>
+    <w:p>
+      <w:r>
+        <w:t>reporting):</w:t>
+      </w:r>
+    </w:p>
+    <w:p>
+      <w:pPr>
+        <w:pStyle w:val="ListBullet"/>
+      </w:pPr>
+      <w:r>
+        <w:t xml:space="preserve">Visualize </w:t>
+      </w:r>
+      <w:r>
+        <w:rPr>
+          <w:b/>
+        </w:rPr>
+        <w:t>salesman · supervisor · area · region</w:t>
+      </w:r>
+      <w:r>
+        <w:t xml:space="preserve"> ownership, **a distinct colour per</w:t>
+      </w:r>
+    </w:p>
+    <w:p>
+      <w:r>
+        <w:t>owner</w:t>
+      </w:r>
+      <w:r>
+        <w:rPr>
+          <w:b/>
+        </w:rPr>
+        <w:t xml:space="preserve">, with </w:t>
+      </w:r>
+      <w:r>
+        <w:t>toggleable** ownership layers.</w:t>
+      </w:r>
+    </w:p>
+    <w:p>
+      <w:pPr>
+        <w:pStyle w:val="ListBullet"/>
+      </w:pPr>
+      <w:r>
+        <w:t xml:space="preserve">Selecting a customer shows its </w:t>
+      </w:r>
+      <w:r>
+        <w:rPr>
+          <w:b/>
+        </w:rPr>
+        <w:t>assigned salesman + supervisor</w:t>
+      </w:r>
+      <w:r>
+        <w:t>; render **route ownership</w:t>
+      </w:r>
+    </w:p>
+    <w:p>
+      <w:r>
+        <w:t>boundaries</w:t>
+      </w:r>
+      <w:r>
+        <w:rPr>
+          <w:b/>
+        </w:rPr>
+        <w:t xml:space="preserve">; </w:t>
+      </w:r>
+      <w:r>
+        <w:t>highlight customers assigned outside their expected territory** (exceptions).</w:t>
+      </w:r>
+    </w:p>
+    <w:p>
+      <w:pPr>
+        <w:ind w:left="240"/>
+      </w:pPr>
+      <w:r>
+        <w:rPr>
+          <w:rFonts w:ascii="Consolas" w:hAnsi="Consolas"/>
+          <w:sz w:val="18"/>
+        </w:rPr>
+        <w:t>Blue = Ahmed    Green = Mohamed    Orange = Ali</w:t>
+      </w:r>
+    </w:p>
+    <w:p>
+      <w:r>
+        <w:t>At a glance the manager sees **who owns the customer · who owns the route · who owns the</w:t>
+      </w:r>
+    </w:p>
+    <w:p>
+      <w:r>
+        <w:t>territory</w:t>
+      </w:r>
+      <w:r>
+        <w:rPr>
+          <w:b/>
+        </w:rPr>
+        <w:t xml:space="preserve">. Integrates with </w:t>
+      </w:r>
+      <w:r>
+        <w:t>Customer 360 · Coverage Status (CJ-3) · Journey Planning ·</w:t>
+      </w:r>
+    </w:p>
+    <w:p>
+      <w:r>
+        <w:t>Route Optimization · Geo Intelligence**.</w:t>
+      </w:r>
+    </w:p>
+    <w:p>
+      <w:pPr>
+        <w:ind w:left="360"/>
+      </w:pPr>
+      <w:r>
+        <w:rPr>
+          <w:i/>
+        </w:rPr>
+      </w:r>
+      <w:r>
+        <w:rPr>
+          <w:b/>
+          <w:i/>
+        </w:rPr>
+        <w:t>Reuse:</w:t>
+      </w:r>
+      <w:r>
+        <w:rPr>
+          <w:i/>
+        </w:rPr>
+        <w:t xml:space="preserve"> ownership is existing data — </w:t>
+      </w:r>
+      <w:r>
+        <w:rPr>
+          <w:rFonts w:ascii="Consolas" w:hAnsi="Consolas"/>
+          <w:i/>
+          <w:sz w:val="19"/>
+        </w:rPr>
+        <w:t>erp_customers.salesman_id</w:t>
+      </w:r>
+      <w:r>
+        <w:rPr>
+          <w:i/>
+        </w:rPr>
+        <w:t>, the rep→supervisor</w:t>
+      </w:r>
+    </w:p>
+    <w:p>
+      <w:pPr>
+        <w:ind w:left="360"/>
+      </w:pPr>
+      <w:r>
+        <w:rPr>
+          <w:i/>
+        </w:rPr>
+      </w:r>
+      <w:r>
+        <w:rPr>
+          <w:rFonts w:ascii="Consolas" w:hAnsi="Consolas"/>
+          <w:i/>
+          <w:sz w:val="19"/>
+        </w:rPr>
+        <w:t>reports_to</w:t>
+      </w:r>
+      <w:r>
+        <w:rPr>
+          <w:i/>
+        </w:rPr>
+        <w:t xml:space="preserve"> chain (already surfaced in Customer 360 G1), </w:t>
+      </w:r>
+      <w:r>
+        <w:rPr>
+          <w:rFonts w:ascii="Consolas" w:hAnsi="Consolas"/>
+          <w:i/>
+          <w:sz w:val="19"/>
+        </w:rPr>
+        <w:t>route_id</w:t>
+      </w:r>
+      <w:r>
+        <w:rPr>
+          <w:i/>
+        </w:rPr>
+        <w:t xml:space="preserve">, </w:t>
+      </w:r>
+      <w:r>
+        <w:rPr>
+          <w:rFonts w:ascii="Consolas" w:hAnsi="Consolas"/>
+          <w:i/>
+          <w:sz w:val="19"/>
+        </w:rPr>
+        <w:t>region_id</w:t>
+      </w:r>
+      <w:r>
+        <w:rPr>
+          <w:i/>
+        </w:rPr>
+        <w:t>/</w:t>
+      </w:r>
+      <w:r>
+        <w:rPr>
+          <w:rFonts w:ascii="Consolas" w:hAnsi="Consolas"/>
+          <w:i/>
+          <w:sz w:val="19"/>
+        </w:rPr>
+        <w:t>area_id</w:t>
+      </w:r>
+      <w:r>
+        <w:rPr>
+          <w:i/>
+        </w:rPr>
+        <w:t>,</w:t>
+      </w:r>
+    </w:p>
+    <w:p>
+      <w:pPr>
+        <w:ind w:left="360"/>
+      </w:pPr>
+      <w:r>
+        <w:rPr>
+          <w:i/>
+        </w:rPr>
+      </w:r>
+      <w:r>
+        <w:rPr>
+          <w:i/>
+        </w:rPr>
+        <w:t xml:space="preserve">and </w:t>
+      </w:r>
+      <w:r>
+        <w:rPr>
+          <w:rFonts w:ascii="Consolas" w:hAnsi="Consolas"/>
+          <w:i/>
+          <w:sz w:val="19"/>
+        </w:rPr>
+        <w:t>erp_territories</w:t>
+      </w:r>
+      <w:r>
+        <w:rPr>
+          <w:i/>
+        </w:rPr>
+        <w:t xml:space="preserve"> boundaries. This layer is colour-coding + boundary rendering +</w:t>
+      </w:r>
+    </w:p>
+    <w:p>
+      <w:pPr>
+        <w:ind w:left="360"/>
+      </w:pPr>
+      <w:r>
+        <w:rPr>
+          <w:i/>
+        </w:rPr>
+      </w:r>
+      <w:r>
+        <w:rPr>
+          <w:i/>
+        </w:rPr>
+        <w:t>out-of-territory detection over those, not new business logic.</w:t>
+      </w:r>
+    </w:p>
+    <w:p>
+      <w:pPr>
+        <w:pStyle w:val="Heading3"/>
+      </w:pPr>
+      <w:r>
+        <w:t>7.10 Apply</w:t>
       </w:r>
     </w:p>
     <w:p>
@@ -2473,6 +2935,50 @@
           <w:p>
             <w:r>
               <w:t>Visual Territory Planning Studio (§7): map-driven day assignment, drag &amp; drop, live preview, scenario compare, map layers</w:t>
+            </w:r>
+          </w:p>
+        </w:tc>
+      </w:tr>
+      <w:tr>
+        <w:tc>
+          <w:tcPr>
+            <w:tcW w:type="dxa" w:w="4320"/>
+          </w:tcPr>
+          <w:p>
+            <w:r>
+              <w:t>RO-8</w:t>
+            </w:r>
+          </w:p>
+        </w:tc>
+        <w:tc>
+          <w:tcPr>
+            <w:tcW w:type="dxa" w:w="4320"/>
+          </w:tcPr>
+          <w:p>
+            <w:r>
+              <w:t>Sales Load Layer (§7.8): per-customer value + heatmap, route sales totals, sales-weighted balancing</w:t>
+            </w:r>
+          </w:p>
+        </w:tc>
+      </w:tr>
+      <w:tr>
+        <w:tc>
+          <w:tcPr>
+            <w:tcW w:type="dxa" w:w="4320"/>
+          </w:tcPr>
+          <w:p>
+            <w:r>
+              <w:t>RO-9</w:t>
+            </w:r>
+          </w:p>
+        </w:tc>
+        <w:tc>
+          <w:tcPr>
+            <w:tcW w:type="dxa" w:w="4320"/>
+          </w:tcPr>
+          <w:p>
+            <w:r>
+              <w:t>Territory Ownership Layer (§7.9): colour-coded salesman/supervisor/area/region ownership, boundaries, out-of-territory detection</w:t>
             </w:r>
           </w:p>
         </w:tc>

--- a/docs/audits/Route-Optimization-Studio-Roadmap.docx
+++ b/docs/audits/Route-Optimization-Studio-Roadmap.docx
@@ -1860,13 +1860,24 @@
     </w:p>
     <w:p>
       <w:r>
-        <w:t>Click any customer on the map to view, inline: customer details · current route assignment ·</w:t>
+        <w:t>Click any customer on the map to view, inline: **customer name · route · salesman ·</w:t>
       </w:r>
     </w:p>
     <w:p>
       <w:r>
-        <w:t xml:space="preserve">current visit day · frequency (FR resolver) · </w:t>
-      </w:r>
+        <w:t>supervisor · current visit day · frequency</w:t>
+      </w:r>
+      <w:r>
+        <w:rPr>
+          <w:b/>
+        </w:rPr>
+        <w:t xml:space="preserve"> (FR resolver) · </w:t>
+      </w:r>
+      <w:r>
+        <w:t>coverage status** (CJ-3) ·</w:t>
+      </w:r>
+    </w:p>
+    <w:p>
       <w:r>
         <w:rPr>
           <w:b/>
@@ -1874,12 +1885,21 @@
         <w:t>workload impact</w:t>
       </w:r>
       <w:r>
-        <w:t>. The map both plans and</w:t>
+        <w:t xml:space="preserve"> · </w:t>
+      </w:r>
+      <w:r>
+        <w:rPr>
+          <w:b/>
+        </w:rPr>
+        <w:t>sales value</w:t>
+      </w:r>
+      <w:r>
+        <w:t>. The map both plans and visualizes — not a reporting</w:t>
       </w:r>
     </w:p>
     <w:p>
       <w:r>
-        <w:t>visualizes — not a reporting map.</w:t>
+        <w:t>map.</w:t>
       </w:r>
     </w:p>
     <w:p>
@@ -1950,7 +1970,21 @@
     </w:p>
     <w:p>
       <w:r>
-        <w:t>Drag a customer across:</w:t>
+        <w:t xml:space="preserve">Drag a customer across </w:t>
+      </w:r>
+      <w:r>
+        <w:rPr>
+          <w:b/>
+        </w:rPr>
+        <w:t>Customer → Route · Customer → Visit Day · Customer → Salesman</w:t>
+      </w:r>
+      <w:r>
+        <w:t>,</w:t>
+      </w:r>
+    </w:p>
+    <w:p>
+      <w:r>
+        <w:t>from any of three interchangeable planning surfaces on the same dataset:</w:t>
       </w:r>
     </w:p>
     <w:p>
@@ -1961,10 +1995,10 @@
         <w:rPr>
           <w:b/>
         </w:rPr>
-        <w:t>Customer → Route</w:t>
-      </w:r>
-      <w:r>
-        <w:t xml:space="preserve"> (Route A → Route B)</w:t>
+        <w:t>Route boards</w:t>
+      </w:r>
+      <w:r>
+        <w:t xml:space="preserve"> (kanban-style per-route columns)</w:t>
       </w:r>
     </w:p>
     <w:p>
@@ -1975,10 +2009,10 @@
         <w:rPr>
           <w:b/>
         </w:rPr>
-        <w:t>Customer → Visit Day</w:t>
-      </w:r>
-      <w:r>
-        <w:t xml:space="preserve"> (Monday → Tuesday)</w:t>
+        <w:t>Calendar view</w:t>
+      </w:r>
+      <w:r>
+        <w:t xml:space="preserve"> (per-day columns, Sun–Sat)</w:t>
       </w:r>
     </w:p>
     <w:p>
@@ -1989,10 +2023,15 @@
         <w:rPr>
           <w:b/>
         </w:rPr>
-        <w:t>Customer → Salesman</w:t>
-      </w:r>
-      <w:r>
-        <w:t xml:space="preserve"> (Salesman A → Salesman B)</w:t>
+        <w:t>Map view</w:t>
+      </w:r>
+      <w:r>
+        <w:t xml:space="preserve"> (geographic)</w:t>
+      </w:r>
+    </w:p>
+    <w:p>
+      <w:r>
+        <w:t>Examples: Route A → Route B · Monday → Tuesday · Salesman A → Salesman B.</w:t>
       </w:r>
     </w:p>
     <w:p>
@@ -2055,7 +2094,21 @@
         <w:t xml:space="preserve"> · </w:t>
       </w:r>
       <w:r>
-        <w:t>conflict warnings** — all before</w:t>
+        <w:t>conflict warnings</w:t>
+      </w:r>
+      <w:r>
+        <w:rPr>
+          <w:b/>
+        </w:rPr>
+        <w:t xml:space="preserve"> · </w:t>
+      </w:r>
+      <w:r>
+        <w:t>sales</w:t>
+      </w:r>
+    </w:p>
+    <w:p>
+      <w:r>
+        <w:t>load** (§7.8) — all before</w:t>
       </w:r>
     </w:p>
     <w:p>
@@ -2739,7 +2792,341 @@
         <w:rPr>
           <w:color w:val="1F497D"/>
         </w:rPr>
-        <w:t>8. Indicative Phasing (when scheduled)</w:t>
+        <w:t>8. Deployment Model — Standalone Product</w:t>
+      </w:r>
+    </w:p>
+    <w:p>
+      <w:r>
+        <w:t xml:space="preserve">The Studio should be designed to operate in </w:t>
+      </w:r>
+      <w:r>
+        <w:rPr>
+          <w:b/>
+        </w:rPr>
+        <w:t>two modes from one codebase</w:t>
+      </w:r>
+      <w:r>
+        <w:t>:</w:t>
+      </w:r>
+    </w:p>
+    <w:p>
+      <w:pPr>
+        <w:pStyle w:val="ListNumber"/>
+      </w:pPr>
+      <w:r>
+        <w:rPr>
+          <w:b/>
+        </w:rPr>
+        <w:t>Embedded VANTORA module</w:t>
+      </w:r>
+      <w:r>
+        <w:t xml:space="preserve"> — integrated with the platform (applies into the Journey</w:t>
+      </w:r>
+    </w:p>
+    <w:p>
+      <w:r>
+        <w:t>Plan Engine, reads live customer/sales/coverage data).</w:t>
+      </w:r>
+    </w:p>
+    <w:p>
+      <w:pPr>
+        <w:pStyle w:val="ListNumber"/>
+      </w:pPr>
+      <w:r>
+        <w:rPr>
+          <w:b/>
+        </w:rPr>
+        <w:t>Standalone SaaS / service offering</w:t>
+      </w:r>
+      <w:r>
+        <w:t xml:space="preserve"> — a self-contained product usable **even when</w:t>
+      </w:r>
+    </w:p>
+    <w:p>
+      <w:r>
+        <w:t>Sales, Inventory, Collections, and other ERP modules are not enabled.**</w:t>
+      </w:r>
+    </w:p>
+    <w:p>
+      <w:r>
+        <w:rPr>
+          <w:b/>
+        </w:rPr>
+        <w:t>Standalone workflow:</w:t>
+      </w:r>
+    </w:p>
+    <w:p>
+      <w:pPr>
+        <w:ind w:left="240"/>
+      </w:pPr>
+      <w:r>
+        <w:rPr>
+          <w:rFonts w:ascii="Consolas" w:hAnsi="Consolas"/>
+          <w:sz w:val="18"/>
+        </w:rPr>
+        <w:t>Upload Customer Data → Set Optimization Rules → Generate Route Scenarios → Map Planning</w:t>
+        <w:br/>
+        <w:t xml:space="preserve">  → Drag &amp; Drop Adjustments → Scenario Comparison → Excel Export → (optional) Apply to Journey Plan</w:t>
+      </w:r>
+    </w:p>
+    <w:p>
+      <w:r>
+        <w:rPr>
+          <w:b/>
+        </w:rPr>
+        <w:t>Design implications (to honour now, so no refactor later):</w:t>
+      </w:r>
+    </w:p>
+    <w:p>
+      <w:pPr>
+        <w:pStyle w:val="ListBullet"/>
+      </w:pPr>
+      <w:r>
+        <w:rPr>
+          <w:b/>
+        </w:rPr>
+        <w:t>Self-sufficient inputs:</w:t>
+      </w:r>
+      <w:r>
+        <w:t xml:space="preserve"> the Studio must run from an </w:t>
+      </w:r>
+      <w:r>
+        <w:rPr>
+          <w:b/>
+        </w:rPr>
+        <w:t>uploaded customer dataset</w:t>
+      </w:r>
+    </w:p>
+    <w:p>
+      <w:r>
+        <w:t>(name · geo · classification · sales value · frequency · ownership) — it cannot assume</w:t>
+      </w:r>
+    </w:p>
+    <w:p>
+      <w:r>
+        <w:t>Sales/Inventory/Collections tables exist. Live ERP data is an *enrichment*, not a</w:t>
+      </w:r>
+    </w:p>
+    <w:p>
+      <w:r>
+        <w:t>prerequisite.</w:t>
+      </w:r>
+    </w:p>
+    <w:p>
+      <w:pPr>
+        <w:pStyle w:val="ListBullet"/>
+      </w:pPr>
+      <w:r>
+        <w:rPr>
+          <w:b/>
+        </w:rPr>
+        <w:t>Decoupled core:</w:t>
+      </w:r>
+      <w:r>
+        <w:t xml:space="preserve"> the optimization + balancing + scenario engine depends only on the</w:t>
+      </w:r>
+    </w:p>
+    <w:p>
+      <w:r>
+        <w:rPr>
+          <w:b/>
+        </w:rPr>
+        <w:t>single route dataset model</w:t>
+      </w:r>
+      <w:r>
+        <w:t xml:space="preserve"> (§4a) and the </w:t>
+      </w:r>
+      <w:r>
+        <w:rPr>
+          <w:b/>
+        </w:rPr>
+        <w:t>FR-1 frequency value model</w:t>
+      </w:r>
+      <w:r>
+        <w:t>, never on ERP</w:t>
+      </w:r>
+    </w:p>
+    <w:p>
+      <w:r>
+        <w:t xml:space="preserve">module internals. Sales value, coverage, ownership arrive as </w:t>
+      </w:r>
+      <w:r>
+        <w:rPr>
+          <w:b/>
+        </w:rPr>
+        <w:t>optional columns/layers</w:t>
+      </w:r>
+    </w:p>
+    <w:p>
+      <w:r>
+        <w:t>that degrade gracefully when absent.</w:t>
+      </w:r>
+    </w:p>
+    <w:p>
+      <w:pPr>
+        <w:pStyle w:val="ListBullet"/>
+      </w:pPr>
+      <w:r>
+        <w:rPr>
+          <w:b/>
+        </w:rPr>
+        <w:t>Optional Apply:</w:t>
+      </w:r>
+      <w:r>
+        <w:t xml:space="preserve"> "Apply to Journey Plan" is the *only* step that requires the embedded</w:t>
+      </w:r>
+    </w:p>
+    <w:p>
+      <w:r>
+        <w:t xml:space="preserve">platform; in standalone mode the terminal action is </w:t>
+      </w:r>
+      <w:r>
+        <w:rPr>
+          <w:b/>
+        </w:rPr>
+        <w:t>Excel Export</w:t>
+      </w:r>
+      <w:r>
+        <w:t xml:space="preserve"> (same single-model</w:t>
+      </w:r>
+    </w:p>
+    <w:p>
+      <w:r>
+        <w:t>schema, §4a), keeping the two modes on one data contract.</w:t>
+      </w:r>
+    </w:p>
+    <w:p>
+      <w:pPr>
+        <w:pStyle w:val="ListBullet"/>
+      </w:pPr>
+      <w:r>
+        <w:rPr>
+          <w:b/>
+        </w:rPr>
+        <w:t>Excel as the portability boundary:</w:t>
+      </w:r>
+      <w:r>
+        <w:t xml:space="preserve"> because Export ≡ Journey-Plan import (§4a), a</w:t>
+      </w:r>
+    </w:p>
+    <w:p>
+      <w:r>
+        <w:t>standalone customer can hand the exported file to a VANTORA tenant and Apply it unchanged.</w:t>
+      </w:r>
+    </w:p>
+    <w:p>
+      <w:pPr>
+        <w:ind w:left="360"/>
+      </w:pPr>
+      <w:r>
+        <w:rPr>
+          <w:i/>
+        </w:rPr>
+      </w:r>
+      <w:r>
+        <w:rPr>
+          <w:b/>
+          <w:i/>
+        </w:rPr>
+        <w:t>Reuse:</w:t>
+      </w:r>
+      <w:r>
+        <w:rPr>
+          <w:i/>
+        </w:rPr>
+        <w:t xml:space="preserve"> the engines (</w:t>
+      </w:r>
+      <w:r>
+        <w:rPr>
+          <w:rFonts w:ascii="Consolas" w:hAnsi="Consolas"/>
+          <w:i/>
+          <w:sz w:val="19"/>
+        </w:rPr>
+        <w:t>optimize.ts</w:t>
+      </w:r>
+      <w:r>
+        <w:rPr>
+          <w:i/>
+        </w:rPr>
+        <w:t xml:space="preserve">, </w:t>
+      </w:r>
+      <w:r>
+        <w:rPr>
+          <w:rFonts w:ascii="Consolas" w:hAnsi="Consolas"/>
+          <w:i/>
+          <w:sz w:val="19"/>
+        </w:rPr>
+        <w:t>territory.ts</w:t>
+      </w:r>
+      <w:r>
+        <w:rPr>
+          <w:i/>
+        </w:rPr>
+        <w:t xml:space="preserve">, </w:t>
+      </w:r>
+      <w:r>
+        <w:rPr>
+          <w:rFonts w:ascii="Consolas" w:hAnsi="Consolas"/>
+          <w:i/>
+          <w:sz w:val="19"/>
+        </w:rPr>
+        <w:t>generator.ts</w:t>
+      </w:r>
+      <w:r>
+        <w:rPr>
+          <w:i/>
+        </w:rPr>
+        <w:t>, FR resolver,</w:t>
+      </w:r>
+    </w:p>
+    <w:p>
+      <w:pPr>
+        <w:ind w:left="360"/>
+      </w:pPr>
+      <w:r>
+        <w:rPr>
+          <w:i/>
+        </w:rPr>
+      </w:r>
+      <w:r>
+        <w:rPr>
+          <w:i/>
+        </w:rPr>
+        <w:t>conflict detection) are already pure/data-driven, so a standalone packaging is mostly a</w:t>
+      </w:r>
+    </w:p>
+    <w:p>
+      <w:pPr>
+        <w:ind w:left="360"/>
+      </w:pPr>
+      <w:r>
+        <w:rPr>
+          <w:i/>
+        </w:rPr>
+      </w:r>
+      <w:r>
+        <w:rPr>
+          <w:b/>
+          <w:i/>
+        </w:rPr>
+        <w:t>boundary + ingestion (upload) + licensing</w:t>
+      </w:r>
+      <w:r>
+        <w:rPr>
+          <w:i/>
+        </w:rPr>
+        <w:t xml:space="preserve"> concern, not a re-implementation.</w:t>
+      </w:r>
+    </w:p>
+    <w:p>
+      <w:pPr>
+        <w:pStyle w:val="Heading2"/>
+      </w:pPr>
+      <w:r>
+        <w:rPr>
+          <w:color w:val="1F497D"/>
+        </w:rPr>
+        <w:t>9. Indicative Phasing (when scheduled)</w:t>
       </w:r>
     </w:p>
     <w:tbl>
@@ -2979,6 +3366,28 @@
           <w:p>
             <w:r>
               <w:t>Territory Ownership Layer (§7.9): colour-coded salesman/supervisor/area/region ownership, boundaries, out-of-territory detection</w:t>
+            </w:r>
+          </w:p>
+        </w:tc>
+      </w:tr>
+      <w:tr>
+        <w:tc>
+          <w:tcPr>
+            <w:tcW w:type="dxa" w:w="4320"/>
+          </w:tcPr>
+          <w:p>
+            <w:r>
+              <w:t>RO-10</w:t>
+            </w:r>
+          </w:p>
+        </w:tc>
+        <w:tc>
+          <w:tcPr>
+            <w:tcW w:type="dxa" w:w="4320"/>
+          </w:tcPr>
+          <w:p>
+            <w:r>
+              <w:t>Standalone packaging (§8): customer-data upload/ingestion, decoupled engine boundary, Excel-export terminal mode, optional Apply, licensing</w:t>
             </w:r>
           </w:p>
         </w:tc>

--- a/docs/audits/Route-Optimization-Studio-Roadmap.docx
+++ b/docs/audits/Route-Optimization-Studio-Roadmap.docx
@@ -827,6 +827,414 @@
     <w:p>
       <w:r>
         <w:t>no-hardcoded-values principle used in CJ-1 frequency rules).</w:t>
+      </w:r>
+    </w:p>
+    <w:p>
+      <w:pPr>
+        <w:pStyle w:val="Heading2"/>
+      </w:pPr>
+      <w:r>
+        <w:rPr>
+          <w:color w:val="1F497D"/>
+        </w:rPr>
+        <w:t xml:space="preserve">1b. Simple Mode vs Advanced Mode — </w:t>
+      </w:r>
+      <w:r>
+        <w:rPr>
+          <w:b/>
+          <w:color w:val="1F497D"/>
+        </w:rPr>
+        <w:t>every advanced capability has a simple mode</w:t>
+      </w:r>
+    </w:p>
+    <w:p>
+      <w:r>
+        <w:rPr>
+          <w:b/>
+        </w:rPr>
+        <w:t>Product principle (applies to the whole family):</w:t>
+      </w:r>
+      <w:r>
+        <w:t xml:space="preserve"> a sales manager must be able to generate</w:t>
+      </w:r>
+    </w:p>
+    <w:p>
+      <w:r>
+        <w:t xml:space="preserve">a </w:t>
+      </w:r>
+      <w:r>
+        <w:rPr>
+          <w:b/>
+        </w:rPr>
+        <w:t>usable territory plan in minutes</w:t>
+      </w:r>
+      <w:r>
+        <w:t xml:space="preserve"> without understanding optimization theory, weights, or</w:t>
+      </w:r>
+    </w:p>
+    <w:p>
+      <w:r>
+        <w:t>technical settings. Advanced power is opt-in, never a prerequisite.</w:t>
+      </w:r>
+    </w:p>
+    <w:tbl>
+      <w:tblPr>
+        <w:tblStyle w:val="LightGrid-Accent1"/>
+        <w:tblW w:type="auto" w:w="0"/>
+        <w:jc w:val="center"/>
+        <w:tblLook w:firstColumn="1" w:firstRow="1" w:lastColumn="0" w:lastRow="0" w:noHBand="0" w:noVBand="1" w:val="04A0"/>
+      </w:tblPr>
+      <w:tblGrid>
+        <w:gridCol w:w="2880"/>
+        <w:gridCol w:w="2880"/>
+        <w:gridCol w:w="2880"/>
+      </w:tblGrid>
+      <w:tr>
+        <w:tc>
+          <w:tcPr>
+            <w:tcW w:type="dxa" w:w="2880"/>
+            <w:shd w:val="clear" w:fill="1F497D"/>
+          </w:tcPr>
+          <w:p/>
+        </w:tc>
+        <w:tc>
+          <w:tcPr>
+            <w:tcW w:type="dxa" w:w="2880"/>
+            <w:shd w:val="clear" w:fill="1F497D"/>
+          </w:tcPr>
+          <w:p>
+            <w:r>
+              <w:rPr>
+                <w:b/>
+                <w:color w:val="FFFFFF"/>
+              </w:rPr>
+              <w:t>Simple Mode (default)</w:t>
+            </w:r>
+          </w:p>
+        </w:tc>
+        <w:tc>
+          <w:tcPr>
+            <w:tcW w:type="dxa" w:w="2880"/>
+            <w:shd w:val="clear" w:fill="1F497D"/>
+          </w:tcPr>
+          <w:p>
+            <w:r>
+              <w:rPr>
+                <w:b/>
+                <w:color w:val="FFFFFF"/>
+              </w:rPr>
+              <w:t>Advanced Mode (opt-in)</w:t>
+            </w:r>
+          </w:p>
+        </w:tc>
+      </w:tr>
+      <w:tr>
+        <w:tc>
+          <w:tcPr>
+            <w:tcW w:type="dxa" w:w="2880"/>
+          </w:tcPr>
+          <w:p>
+            <w:r>
+              <w:t>Inputs</w:t>
+            </w:r>
+          </w:p>
+        </w:tc>
+        <w:tc>
+          <w:tcPr>
+            <w:tcW w:type="dxa" w:w="2880"/>
+          </w:tcPr>
+          <w:p>
+            <w:r>
+              <w:t>Pick customers + working days. That's it.</w:t>
+            </w:r>
+          </w:p>
+        </w:tc>
+        <w:tc>
+          <w:tcPr>
+            <w:tcW w:type="dxa" w:w="2880"/>
+          </w:tcPr>
+          <w:p>
+            <w:r>
+              <w:t>Full constraint set (§1a) + objective weights (§2)</w:t>
+            </w:r>
+          </w:p>
+        </w:tc>
+      </w:tr>
+      <w:tr>
+        <w:tc>
+          <w:tcPr>
+            <w:tcW w:type="dxa" w:w="2880"/>
+          </w:tcPr>
+          <w:p>
+            <w:r>
+              <w:t>Route count</w:t>
+            </w:r>
+          </w:p>
+        </w:tc>
+        <w:tc>
+          <w:tcPr>
+            <w:tcW w:type="dxa" w:w="2880"/>
+          </w:tcPr>
+          <w:p>
+            <w:r>
+              <w:t>Auto-calculated from workload</w:t>
+            </w:r>
+          </w:p>
+        </w:tc>
+        <w:tc>
+          <w:tcPr>
+            <w:tcW w:type="dxa" w:w="2880"/>
+          </w:tcPr>
+          <w:p>
+            <w:r>
+              <w:t>User-set or auto</w:t>
+            </w:r>
+          </w:p>
+        </w:tc>
+      </w:tr>
+      <w:tr>
+        <w:tc>
+          <w:tcPr>
+            <w:tcW w:type="dxa" w:w="2880"/>
+          </w:tcPr>
+          <w:p>
+            <w:r>
+              <w:t>Balancing</w:t>
+            </w:r>
+          </w:p>
+        </w:tc>
+        <w:tc>
+          <w:tcPr>
+            <w:tcW w:type="dxa" w:w="2880"/>
+          </w:tcPr>
+          <w:p>
+            <w:r>
+              <w:t>Sensible default blend (workload + distance)</w:t>
+            </w:r>
+          </w:p>
+        </w:tc>
+        <w:tc>
+          <w:tcPr>
+            <w:tcW w:type="dxa" w:w="2880"/>
+          </w:tcPr>
+          <w:p>
+            <w:r>
+              <w:t>User-tuned weights (count · workload · sales · geo · capacity)</w:t>
+            </w:r>
+          </w:p>
+        </w:tc>
+      </w:tr>
+      <w:tr>
+        <w:tc>
+          <w:tcPr>
+            <w:tcW w:type="dxa" w:w="2880"/>
+          </w:tcPr>
+          <w:p>
+            <w:r>
+              <w:t>Output</w:t>
+            </w:r>
+          </w:p>
+        </w:tc>
+        <w:tc>
+          <w:tcPr>
+            <w:tcW w:type="dxa" w:w="2880"/>
+          </w:tcPr>
+          <w:p>
+            <w:r>
+              <w:t>One recommended plan + preview</w:t>
+            </w:r>
+          </w:p>
+        </w:tc>
+        <w:tc>
+          <w:tcPr>
+            <w:tcW w:type="dxa" w:w="2880"/>
+          </w:tcPr>
+          <w:p>
+            <w:r>
+              <w:t>Multiple scenarios + compare</w:t>
+            </w:r>
+          </w:p>
+        </w:tc>
+      </w:tr>
+      <w:tr>
+        <w:tc>
+          <w:tcPr>
+            <w:tcW w:type="dxa" w:w="2880"/>
+          </w:tcPr>
+          <w:p>
+            <w:r>
+              <w:t>Vocabulary</w:t>
+            </w:r>
+          </w:p>
+        </w:tc>
+        <w:tc>
+          <w:tcPr>
+            <w:tcW w:type="dxa" w:w="2880"/>
+          </w:tcPr>
+          <w:p>
+            <w:r>
+              <w:t>Plain language ("balanced by visits &amp; travel")</w:t>
+            </w:r>
+          </w:p>
+        </w:tc>
+        <w:tc>
+          <w:tcPr>
+            <w:tcW w:type="dxa" w:w="2880"/>
+          </w:tcPr>
+          <w:p>
+            <w:r>
+              <w:t>Technical (weights, caps, scores)</w:t>
+            </w:r>
+          </w:p>
+        </w:tc>
+      </w:tr>
+    </w:tbl>
+    <w:p/>
+    <w:p>
+      <w:r>
+        <w:rPr>
+          <w:b/>
+        </w:rPr>
+        <w:t>How Simple Mode stays smart without exposing knobs:</w:t>
+      </w:r>
+    </w:p>
+    <w:p>
+      <w:pPr>
+        <w:pStyle w:val="ListBullet"/>
+      </w:pPr>
+      <w:r>
+        <w:rPr>
+          <w:b/>
+        </w:rPr>
+        <w:t>Defaults come from the engines, not the user</w:t>
+      </w:r>
+      <w:r>
+        <w:t xml:space="preserve"> — frequency/workload from the FR resolver,</w:t>
+      </w:r>
+    </w:p>
+    <w:p>
+      <w:r>
+        <w:t>priority from A/B/C grade, capacity from rep defaults, distance from geo. The optimizer is</w:t>
+      </w:r>
+    </w:p>
+    <w:p>
+      <w:r>
+        <w:t>fully configured out of the box; Advanced Mode only *reveals* those defaults for tuning.</w:t>
+      </w:r>
+    </w:p>
+    <w:p>
+      <w:pPr>
+        <w:pStyle w:val="ListBullet"/>
+      </w:pPr>
+      <w:r>
+        <w:rPr>
+          <w:b/>
+        </w:rPr>
+        <w:t>Progressive disclosure</w:t>
+      </w:r>
+      <w:r>
+        <w:t xml:space="preserve"> — one primary action ("Generate Plan") up front; constraints,</w:t>
+      </w:r>
+    </w:p>
+    <w:p>
+      <w:r>
+        <w:t>weights, and scenarios live behind an "Advanced" affordance. Nothing technical on the</w:t>
+      </w:r>
+    </w:p>
+    <w:p>
+      <w:r>
+        <w:t>default screen.</w:t>
+      </w:r>
+    </w:p>
+    <w:p>
+      <w:pPr>
+        <w:pStyle w:val="ListBullet"/>
+      </w:pPr>
+      <w:r>
+        <w:rPr>
+          <w:b/>
+        </w:rPr>
+        <w:t>Plain-language results</w:t>
+      </w:r>
+      <w:r>
+        <w:t xml:space="preserve"> — outputs read as "≈120 stops/route, balanced by visits and</w:t>
+      </w:r>
+    </w:p>
+    <w:p>
+      <w:r>
+        <w:t>travel time," not raw scores. Scores/weights appear only in Advanced.</w:t>
+      </w:r>
+    </w:p>
+    <w:p>
+      <w:pPr>
+        <w:pStyle w:val="ListBullet"/>
+      </w:pPr>
+      <w:r>
+        <w:rPr>
+          <w:b/>
+        </w:rPr>
+        <w:t>One-click happy path</w:t>
+      </w:r>
+      <w:r>
+        <w:t xml:space="preserve"> — </w:t>
+      </w:r>
+      <w:r>
+        <w:rPr>
+          <w:rFonts w:ascii="Consolas" w:hAnsi="Consolas"/>
+          <w:sz w:val="19"/>
+        </w:rPr>
+        <w:t>Select customers → Generate → Preview → Apply/Export</w:t>
+      </w:r>
+      <w:r>
+        <w:t>. A</w:t>
+      </w:r>
+    </w:p>
+    <w:p>
+      <w:r>
+        <w:t>manager never has to touch a weight to get a usable plan.</w:t>
+      </w:r>
+    </w:p>
+    <w:p>
+      <w:pPr>
+        <w:pStyle w:val="ListBullet"/>
+      </w:pPr>
+      <w:r>
+        <w:rPr>
+          <w:b/>
+        </w:rPr>
+        <w:t>Safe escalation</w:t>
+      </w:r>
+      <w:r>
+        <w:t xml:space="preserve"> — Simple results are real engine output (not a lesser algorithm), so a</w:t>
+      </w:r>
+    </w:p>
+    <w:p>
+      <w:r>
+        <w:t>manager can switch to Advanced and keep refining the *same* plan — no rework.</w:t>
+      </w:r>
+    </w:p>
+    <w:p>
+      <w:r>
+        <w:t xml:space="preserve">This principle is </w:t>
+      </w:r>
+      <w:r>
+        <w:rPr>
+          <w:b/>
+        </w:rPr>
+        <w:t>cross-cutting</w:t>
+      </w:r>
+      <w:r>
+        <w:t>: it governs Route Optimization, Visual Territory Planning,</w:t>
+      </w:r>
+    </w:p>
+    <w:p>
+      <w:r>
+        <w:t>Territory Audit, and Sales Force Sizing alike (see TIS strategy). Each stage ships a</w:t>
+      </w:r>
+    </w:p>
+    <w:p>
+      <w:r>
+        <w:t>zero-configuration default before any expert controls.</w:t>
       </w:r>
     </w:p>
     <w:p>
